--- a/public/templates-clean/clinceni/Adresă PRIMARIE- INTERNARE.docx
+++ b/public/templates-clean/clinceni/Adresă PRIMARIE- INTERNARE.docx
@@ -434,7 +434,7 @@
           <w:bCs/>
           <w:w w:val="130"/>
         </w:rPr>
-        <w:t>15.04</w:t>
+        <w:t>{DATA_CONTRACT}</w:t>
       </w:r>
       <w:r>
         <w:rPr>
@@ -443,7 +443,7 @@
           <w:bCs/>
           <w:w w:val="130"/>
         </w:rPr>
-        <w:t>.2026</w:t>
+        <w:t/>
       </w:r>
       <w:r>
         <w:rPr>
